--- a/Revised Sprint 1 Deliverables/4. Revised Set of Stories.docx
+++ b/Revised Sprint 1 Deliverables/4. Revised Set of Stories.docx
@@ -2987,7 +2987,7 @@
               <w:rPr>
                 <w:i/>
               </w:rPr>
-              <w:t>I want radar detections beyond 150 m quantified, so we have direct evidence on the long-range question.</w:t>
+              <w:t>I want radar returns beyond 150 m quantified, so we know the sensor produces data at the ranges D-04 asks about.</w:t>
             </w:r>
           </w:p>
         </w:tc>
@@ -3004,7 +3004,7 @@
               <w:t>Delivered</w:t>
             </w:r>
             <w:r>
-              <w:t xml:space="preserve"> — 6,746 detections at ≥150 m</w:t>
+              <w:t xml:space="preserve"> — 6,746 returns at ≥150 m across 24 sampled frames. Establishes sensor coverage, not detection performance</w:t>
             </w:r>
           </w:p>
         </w:tc>

--- a/Revised Sprint 1 Deliverables/4. Revised Set of Stories.docx
+++ b/Revised Sprint 1 Deliverables/4. Revised Set of Stories.docx
@@ -771,7 +771,7 @@
               <w:t>Partial</w:t>
             </w:r>
             <w:r>
-              <w:t xml:space="preserve"> — GOOSE and TruckScenes have survey/log/record evidence; TruckScenes PR #21 is open and TruckDrive still needs the shared survey and result records</w:t>
+              <w:t xml:space="preserve"> — GOOSE and TruckScenes have merged survey/log/record evidence; TruckDrive still needs the shared survey and result records</w:t>
             </w:r>
           </w:p>
         </w:tc>
@@ -2713,7 +2713,95 @@
               <w:t>Partial</w:t>
             </w:r>
             <w:r>
-              <w:t xml:space="preserve"> — draft in PR #21; independent cold read and merge pending</w:t>
+              <w:t xml:space="preserve"> — survey merged through #21; independent cold read pending</w:t>
+            </w:r>
+          </w:p>
+        </w:tc>
+      </w:tr>
+      <w:tr>
+        <w:tc>
+          <w:tcPr>
+            <w:tcW w:type="dxa" w:w="2880"/>
+          </w:tcPr>
+          <w:p>
+            <w:r/>
+            <w:r>
+              <w:t>TS-6</w:t>
+            </w:r>
+          </w:p>
+        </w:tc>
+        <w:tc>
+          <w:tcPr>
+            <w:tcW w:type="dxa" w:w="2880"/>
+          </w:tcPr>
+          <w:p>
+            <w:r/>
+            <w:r>
+              <w:rPr>
+                <w:i/>
+              </w:rPr>
+              <w:t>I want an existing detector attempted on TruckScenes, so feasibility and scores have a reproducible record.</w:t>
+            </w:r>
+          </w:p>
+        </w:tc>
+        <w:tc>
+          <w:tcPr>
+            <w:tcW w:type="dxa" w:w="2880"/>
+          </w:tcPr>
+          <w:p>
+            <w:r/>
+            <w:r>
+              <w:rPr>
+                <w:b/>
+              </w:rPr>
+              <w:t>Scored submission recorded</w:t>
+            </w:r>
+            <w:r>
+              <w:t xml:space="preserve"> — FCOS3D camera-only zero-shot mAP 0.0000; completion of empty entries and cause of the zero need verification</w:t>
+            </w:r>
+          </w:p>
+        </w:tc>
+      </w:tr>
+      <w:tr>
+        <w:tc>
+          <w:tcPr>
+            <w:tcW w:type="dxa" w:w="2880"/>
+          </w:tcPr>
+          <w:p>
+            <w:r/>
+            <w:r>
+              <w:t>TS-7</w:t>
+            </w:r>
+          </w:p>
+        </w:tc>
+        <w:tc>
+          <w:tcPr>
+            <w:tcW w:type="dxa" w:w="2880"/>
+          </w:tcPr>
+          <w:p>
+            <w:r/>
+            <w:r>
+              <w:rPr>
+                <w:i/>
+              </w:rPr>
+              <w:t>I want the detector's sensor coverage, training data and evaluation limits recorded, so the score is not mistaken for a matched sensor comparison.</w:t>
+            </w:r>
+          </w:p>
+        </w:tc>
+        <w:tc>
+          <w:tcPr>
+            <w:tcW w:type="dxa" w:w="2880"/>
+          </w:tcPr>
+          <w:p>
+            <w:r/>
+            <w:r>
+              <w:rPr>
+                <w:b/>
+              </w:rPr>
+              <w:t>Partial</w:t>
+            </w:r>
+            <w:r>
+              <w:t xml:space="preserve"> — protocol recorded; geometry checks and range-banded diagnosis remain outstanding</w:t>
             </w:r>
           </w:p>
         </w:tc>
